--- a/LeaguePost_Operation_Manual_v4.1.71.docx
+++ b/LeaguePost_Operation_Manual_v4.1.71.docx
@@ -131,6 +131,20 @@
           <w:sz w:val="22"/>
         </w:rPr>
         <w:t>試合速報記事の作成</w:t>
+      </w:r>
+    </w:p>
+    <w:p>
+      <w:pPr>
+        <w:pStyle w:val="a0"/>
+        <w:spacing w:after="60"/>
+      </w:pPr>
+      <w:r>
+        <w:rPr>
+          <w:rFonts w:hint="eastAsia"/>
+          <w:sz w:val="22"/>
+          <w:lang w:eastAsia="ja-JP"/>
+        </w:rPr>
+        <w:t>試合速報に生成AIで作成した寸評追加</w:t>
       </w:r>
     </w:p>
     <w:p>
@@ -1253,10 +1267,16 @@
             <w:vAlign w:val="center"/>
           </w:tcPr>
           <w:p>
+            <w:pPr>
+              <w:rPr>
+                <w:lang w:eastAsia="ja-JP"/>
+              </w:rPr>
+            </w:pPr>
             <w:r>
               <w:rPr>
                 <w:color w:val="000000"/>
                 <w:sz w:val="19"/>
+                <w:lang w:eastAsia="ja-JP"/>
               </w:rPr>
               <w:t>春季または秋季</w:t>
             </w:r>
@@ -1534,7 +1554,6 @@
     <w:p>
       <w:pPr>
         <w:rPr>
-          <w:rFonts w:hint="eastAsia"/>
           <w:lang w:eastAsia="ja-JP"/>
         </w:rPr>
       </w:pPr>
@@ -2087,6 +2106,755 @@
           <w:lang w:eastAsia="ja-JP"/>
         </w:rPr>
         <w:t>です。WordPress側で予約日時を確認してください。</w:t>
+      </w:r>
+    </w:p>
+    <w:p>
+      <w:pPr>
+        <w:pStyle w:val="1"/>
+        <w:rPr>
+          <w:lang w:eastAsia="ja-JP"/>
+        </w:rPr>
+      </w:pPr>
+      <w:r>
+        <w:rPr>
+          <w:lang w:eastAsia="ja-JP"/>
+        </w:rPr>
+        <w:t xml:space="preserve">6. </w:t>
+      </w:r>
+      <w:r>
+        <w:rPr>
+          <w:rFonts w:hint="eastAsia"/>
+          <w:lang w:eastAsia="ja-JP"/>
+        </w:rPr>
+        <w:t>寸評付き</w:t>
+      </w:r>
+      <w:r>
+        <w:rPr>
+          <w:lang w:eastAsia="ja-JP"/>
+        </w:rPr>
+        <w:t>試合速報記事</w:t>
+      </w:r>
+      <w:r>
+        <w:rPr>
+          <w:rFonts w:hint="eastAsia"/>
+          <w:lang w:eastAsia="ja-JP"/>
+        </w:rPr>
+        <w:t>に差し替える</w:t>
+      </w:r>
+    </w:p>
+    <w:p>
+      <w:pPr>
+        <w:rPr>
+          <w:lang w:eastAsia="ja-JP"/>
+        </w:rPr>
+      </w:pPr>
+      <w:r>
+        <w:rPr>
+          <w:sz w:val="22"/>
+          <w:lang w:eastAsia="ja-JP"/>
+        </w:rPr>
+        <w:t>左メニューの「</w:t>
+      </w:r>
+      <w:r>
+        <w:rPr>
+          <w:rFonts w:hint="eastAsia"/>
+          <w:sz w:val="22"/>
+          <w:lang w:eastAsia="ja-JP"/>
+        </w:rPr>
+        <w:t>寸評追加</w:t>
+      </w:r>
+      <w:r>
+        <w:rPr>
+          <w:sz w:val="22"/>
+          <w:lang w:eastAsia="ja-JP"/>
+        </w:rPr>
+        <w:t>」を開きます。</w:t>
+      </w:r>
+    </w:p>
+    <w:p>
+      <w:pPr>
+        <w:pStyle w:val="21"/>
+      </w:pPr>
+      <w:r>
+        <w:t>入力項目</w:t>
+      </w:r>
+    </w:p>
+    <w:tbl>
+      <w:tblPr>
+        <w:tblStyle w:val="afe"/>
+        <w:tblW w:w="0" w:type="auto"/>
+        <w:tblLayout w:type="fixed"/>
+        <w:tblLook w:val="04A0" w:firstRow="1" w:lastRow="0" w:firstColumn="1" w:lastColumn="0" w:noHBand="0" w:noVBand="1"/>
+      </w:tblPr>
+      <w:tblGrid>
+        <w:gridCol w:w="2520"/>
+        <w:gridCol w:w="6840"/>
+      </w:tblGrid>
+      <w:tr>
+        <w:tc>
+          <w:tcPr>
+            <w:tcW w:w="2520" w:type="dxa"/>
+            <w:shd w:val="clear" w:color="auto" w:fill="E8EEF5"/>
+            <w:tcMar>
+              <w:top w:w="80" w:type="dxa"/>
+              <w:left w:w="120" w:type="dxa"/>
+              <w:bottom w:w="80" w:type="dxa"/>
+              <w:right w:w="120" w:type="dxa"/>
+            </w:tcMar>
+            <w:vAlign w:val="center"/>
+          </w:tcPr>
+          <w:p>
+            <w:r>
+              <w:rPr>
+                <w:b/>
+                <w:color w:val="0B2545"/>
+                <w:sz w:val="19"/>
+              </w:rPr>
+              <w:t>項目</w:t>
+            </w:r>
+          </w:p>
+        </w:tc>
+        <w:tc>
+          <w:tcPr>
+            <w:tcW w:w="6840" w:type="dxa"/>
+            <w:shd w:val="clear" w:color="auto" w:fill="E8EEF5"/>
+            <w:tcMar>
+              <w:top w:w="80" w:type="dxa"/>
+              <w:left w:w="120" w:type="dxa"/>
+              <w:bottom w:w="80" w:type="dxa"/>
+              <w:right w:w="120" w:type="dxa"/>
+            </w:tcMar>
+            <w:vAlign w:val="center"/>
+          </w:tcPr>
+          <w:p>
+            <w:r>
+              <w:rPr>
+                <w:b/>
+                <w:color w:val="0B2545"/>
+                <w:sz w:val="19"/>
+              </w:rPr>
+              <w:t>入力内容</w:t>
+            </w:r>
+          </w:p>
+        </w:tc>
+      </w:tr>
+      <w:tr>
+        <w:tc>
+          <w:tcPr>
+            <w:tcW w:w="2520" w:type="dxa"/>
+            <w:tcMar>
+              <w:top w:w="80" w:type="dxa"/>
+              <w:left w:w="120" w:type="dxa"/>
+              <w:bottom w:w="80" w:type="dxa"/>
+              <w:right w:w="120" w:type="dxa"/>
+            </w:tcMar>
+            <w:vAlign w:val="center"/>
+          </w:tcPr>
+          <w:p>
+            <w:r>
+              <w:rPr>
+                <w:rFonts w:hint="eastAsia"/>
+                <w:color w:val="000000"/>
+                <w:sz w:val="19"/>
+                <w:lang w:eastAsia="ja-JP"/>
+              </w:rPr>
+              <w:t>区分</w:t>
+            </w:r>
+          </w:p>
+        </w:tc>
+        <w:tc>
+          <w:tcPr>
+            <w:tcW w:w="6840" w:type="dxa"/>
+            <w:tcMar>
+              <w:top w:w="80" w:type="dxa"/>
+              <w:left w:w="120" w:type="dxa"/>
+              <w:bottom w:w="80" w:type="dxa"/>
+              <w:right w:w="120" w:type="dxa"/>
+            </w:tcMar>
+            <w:vAlign w:val="center"/>
+          </w:tcPr>
+          <w:p>
+            <w:pPr>
+              <w:rPr>
+                <w:lang w:eastAsia="ja-JP"/>
+              </w:rPr>
+            </w:pPr>
+            <w:r>
+              <w:rPr>
+                <w:rFonts w:hint="eastAsia"/>
+                <w:color w:val="000000"/>
+                <w:sz w:val="19"/>
+                <w:lang w:eastAsia="ja-JP"/>
+              </w:rPr>
+              <w:t>1部、2部または入替戦</w:t>
+            </w:r>
+            <w:r>
+              <w:rPr>
+                <w:color w:val="000000"/>
+                <w:sz w:val="19"/>
+                <w:lang w:eastAsia="ja-JP"/>
+              </w:rPr>
+              <w:t>`</w:t>
+            </w:r>
+          </w:p>
+        </w:tc>
+      </w:tr>
+      <w:tr>
+        <w:tc>
+          <w:tcPr>
+            <w:tcW w:w="2520" w:type="dxa"/>
+            <w:tcMar>
+              <w:top w:w="80" w:type="dxa"/>
+              <w:left w:w="120" w:type="dxa"/>
+              <w:bottom w:w="80" w:type="dxa"/>
+              <w:right w:w="120" w:type="dxa"/>
+            </w:tcMar>
+            <w:vAlign w:val="center"/>
+          </w:tcPr>
+          <w:p>
+            <w:pPr>
+              <w:rPr>
+                <w:rFonts w:hint="eastAsia"/>
+                <w:lang w:eastAsia="ja-JP"/>
+              </w:rPr>
+            </w:pPr>
+            <w:r>
+              <w:rPr>
+                <w:rFonts w:hint="eastAsia"/>
+                <w:color w:val="000000"/>
+                <w:sz w:val="19"/>
+                <w:lang w:eastAsia="ja-JP"/>
+              </w:rPr>
+              <w:t>CupID</w:t>
+            </w:r>
+          </w:p>
+        </w:tc>
+        <w:tc>
+          <w:tcPr>
+            <w:tcW w:w="6840" w:type="dxa"/>
+            <w:tcMar>
+              <w:top w:w="80" w:type="dxa"/>
+              <w:left w:w="120" w:type="dxa"/>
+              <w:bottom w:w="80" w:type="dxa"/>
+              <w:right w:w="120" w:type="dxa"/>
+            </w:tcMar>
+            <w:vAlign w:val="center"/>
+          </w:tcPr>
+          <w:p>
+            <w:pPr>
+              <w:rPr>
+                <w:lang w:eastAsia="ja-JP"/>
+              </w:rPr>
+            </w:pPr>
+            <w:r>
+              <w:rPr>
+                <w:rFonts w:hint="eastAsia"/>
+                <w:color w:val="000000"/>
+                <w:sz w:val="19"/>
+                <w:lang w:eastAsia="ja-JP"/>
+              </w:rPr>
+              <w:t>自動入力されます。必要に応じて修正</w:t>
+            </w:r>
+          </w:p>
+        </w:tc>
+      </w:tr>
+      <w:tr>
+        <w:tc>
+          <w:tcPr>
+            <w:tcW w:w="2520" w:type="dxa"/>
+            <w:tcMar>
+              <w:top w:w="80" w:type="dxa"/>
+              <w:left w:w="120" w:type="dxa"/>
+              <w:bottom w:w="80" w:type="dxa"/>
+              <w:right w:w="120" w:type="dxa"/>
+            </w:tcMar>
+            <w:vAlign w:val="center"/>
+          </w:tcPr>
+          <w:p>
+            <w:pPr>
+              <w:rPr>
+                <w:color w:val="000000"/>
+                <w:sz w:val="19"/>
+                <w:lang w:eastAsia="ja-JP"/>
+              </w:rPr>
+            </w:pPr>
+            <w:r>
+              <w:rPr>
+                <w:rFonts w:hint="eastAsia"/>
+                <w:color w:val="000000"/>
+                <w:sz w:val="19"/>
+                <w:lang w:eastAsia="ja-JP"/>
+              </w:rPr>
+              <w:t>日付</w:t>
+            </w:r>
+          </w:p>
+        </w:tc>
+        <w:tc>
+          <w:tcPr>
+            <w:tcW w:w="6840" w:type="dxa"/>
+            <w:tcMar>
+              <w:top w:w="80" w:type="dxa"/>
+              <w:left w:w="120" w:type="dxa"/>
+              <w:bottom w:w="80" w:type="dxa"/>
+              <w:right w:w="120" w:type="dxa"/>
+            </w:tcMar>
+            <w:vAlign w:val="center"/>
+          </w:tcPr>
+          <w:p>
+            <w:pPr>
+              <w:rPr>
+                <w:rFonts w:hint="eastAsia"/>
+                <w:color w:val="000000"/>
+                <w:sz w:val="19"/>
+                <w:lang w:eastAsia="ja-JP"/>
+              </w:rPr>
+            </w:pPr>
+            <w:r>
+              <w:rPr>
+                <w:rFonts w:hint="eastAsia"/>
+                <w:color w:val="000000"/>
+                <w:sz w:val="19"/>
+                <w:lang w:eastAsia="ja-JP"/>
+              </w:rPr>
+              <w:t>日程表で作成した日程が選択できますので、対象日を選択。</w:t>
+            </w:r>
+            <w:r>
+              <w:rPr>
+                <w:color w:val="000000"/>
+                <w:sz w:val="19"/>
+                <w:lang w:eastAsia="ja-JP"/>
+              </w:rPr>
+              <w:br/>
+            </w:r>
+            <w:r>
+              <w:rPr>
+                <w:rFonts w:hint="eastAsia"/>
+                <w:color w:val="000000"/>
+                <w:sz w:val="19"/>
+                <w:lang w:eastAsia="ja-JP"/>
+              </w:rPr>
+              <w:t>雨天順延等で日程変更になった場合は、日程表エクセルを変更し、日程編集ページを再作成してから実行。</w:t>
+            </w:r>
+          </w:p>
+        </w:tc>
+      </w:tr>
+      <w:tr>
+        <w:tc>
+          <w:tcPr>
+            <w:tcW w:w="2520" w:type="dxa"/>
+            <w:tcMar>
+              <w:top w:w="80" w:type="dxa"/>
+              <w:left w:w="120" w:type="dxa"/>
+              <w:bottom w:w="80" w:type="dxa"/>
+              <w:right w:w="120" w:type="dxa"/>
+            </w:tcMar>
+            <w:vAlign w:val="center"/>
+          </w:tcPr>
+          <w:p>
+            <w:pPr>
+              <w:rPr>
+                <w:color w:val="000000"/>
+                <w:sz w:val="19"/>
+                <w:lang w:eastAsia="ja-JP"/>
+              </w:rPr>
+            </w:pPr>
+            <w:r>
+              <w:rPr>
+                <w:rFonts w:hint="eastAsia"/>
+                <w:color w:val="000000"/>
+                <w:sz w:val="19"/>
+                <w:lang w:eastAsia="ja-JP"/>
+              </w:rPr>
+              <w:t>第1～３試合GameID</w:t>
+            </w:r>
+          </w:p>
+        </w:tc>
+        <w:tc>
+          <w:tcPr>
+            <w:tcW w:w="6840" w:type="dxa"/>
+            <w:tcMar>
+              <w:top w:w="80" w:type="dxa"/>
+              <w:left w:w="120" w:type="dxa"/>
+              <w:bottom w:w="80" w:type="dxa"/>
+              <w:right w:w="120" w:type="dxa"/>
+            </w:tcMar>
+            <w:vAlign w:val="center"/>
+          </w:tcPr>
+          <w:p>
+            <w:pPr>
+              <w:rPr>
+                <w:color w:val="000000"/>
+                <w:sz w:val="19"/>
+                <w:lang w:eastAsia="ja-JP"/>
+              </w:rPr>
+            </w:pPr>
+            <w:r>
+              <w:rPr>
+                <w:rFonts w:hint="eastAsia"/>
+                <w:color w:val="000000"/>
+                <w:sz w:val="19"/>
+                <w:lang w:eastAsia="ja-JP"/>
+              </w:rPr>
+              <w:t>GameID崇徳ボタンで自動入力されます。必要に応じて修正</w:t>
+            </w:r>
+          </w:p>
+        </w:tc>
+      </w:tr>
+      <w:tr>
+        <w:tc>
+          <w:tcPr>
+            <w:tcW w:w="2520" w:type="dxa"/>
+            <w:tcMar>
+              <w:top w:w="80" w:type="dxa"/>
+              <w:left w:w="120" w:type="dxa"/>
+              <w:bottom w:w="80" w:type="dxa"/>
+              <w:right w:w="120" w:type="dxa"/>
+            </w:tcMar>
+            <w:vAlign w:val="center"/>
+          </w:tcPr>
+          <w:p>
+            <w:pPr>
+              <w:rPr>
+                <w:color w:val="000000"/>
+                <w:sz w:val="19"/>
+                <w:lang w:eastAsia="ja-JP"/>
+              </w:rPr>
+            </w:pPr>
+            <w:r>
+              <w:rPr>
+                <w:rFonts w:hint="eastAsia"/>
+                <w:color w:val="000000"/>
+                <w:sz w:val="19"/>
+                <w:lang w:eastAsia="ja-JP"/>
+              </w:rPr>
+              <w:t>タイトル</w:t>
+            </w:r>
+          </w:p>
+        </w:tc>
+        <w:tc>
+          <w:tcPr>
+            <w:tcW w:w="6840" w:type="dxa"/>
+            <w:tcMar>
+              <w:top w:w="80" w:type="dxa"/>
+              <w:left w:w="120" w:type="dxa"/>
+              <w:bottom w:w="80" w:type="dxa"/>
+              <w:right w:w="120" w:type="dxa"/>
+            </w:tcMar>
+            <w:vAlign w:val="center"/>
+          </w:tcPr>
+          <w:p>
+            <w:pPr>
+              <w:rPr>
+                <w:color w:val="000000"/>
+                <w:sz w:val="19"/>
+                <w:lang w:eastAsia="ja-JP"/>
+              </w:rPr>
+            </w:pPr>
+            <w:r>
+              <w:rPr>
+                <w:rFonts w:hint="eastAsia"/>
+                <w:color w:val="000000"/>
+                <w:sz w:val="19"/>
+                <w:lang w:eastAsia="ja-JP"/>
+              </w:rPr>
+              <w:t>自動入力されます。必要に応じて修正</w:t>
+            </w:r>
+          </w:p>
+        </w:tc>
+      </w:tr>
+      <w:tr>
+        <w:tc>
+          <w:tcPr>
+            <w:tcW w:w="2520" w:type="dxa"/>
+            <w:tcMar>
+              <w:top w:w="80" w:type="dxa"/>
+              <w:left w:w="120" w:type="dxa"/>
+              <w:bottom w:w="80" w:type="dxa"/>
+              <w:right w:w="120" w:type="dxa"/>
+            </w:tcMar>
+            <w:vAlign w:val="center"/>
+          </w:tcPr>
+          <w:p>
+            <w:pPr>
+              <w:rPr>
+                <w:color w:val="000000"/>
+                <w:sz w:val="19"/>
+                <w:lang w:eastAsia="ja-JP"/>
+              </w:rPr>
+            </w:pPr>
+            <w:r>
+              <w:rPr>
+                <w:rFonts w:hint="eastAsia"/>
+                <w:color w:val="000000"/>
+                <w:sz w:val="19"/>
+                <w:lang w:eastAsia="ja-JP"/>
+              </w:rPr>
+              <w:t>ChatGpt回答貼付</w:t>
+            </w:r>
+          </w:p>
+        </w:tc>
+        <w:tc>
+          <w:tcPr>
+            <w:tcW w:w="6840" w:type="dxa"/>
+            <w:tcMar>
+              <w:top w:w="80" w:type="dxa"/>
+              <w:left w:w="120" w:type="dxa"/>
+              <w:bottom w:w="80" w:type="dxa"/>
+              <w:right w:w="120" w:type="dxa"/>
+            </w:tcMar>
+            <w:vAlign w:val="center"/>
+          </w:tcPr>
+          <w:p>
+            <w:pPr>
+              <w:rPr>
+                <w:color w:val="000000"/>
+                <w:sz w:val="19"/>
+                <w:lang w:eastAsia="ja-JP"/>
+              </w:rPr>
+            </w:pPr>
+            <w:r>
+              <w:rPr>
+                <w:rFonts w:hint="eastAsia"/>
+                <w:color w:val="000000"/>
+                <w:sz w:val="19"/>
+                <w:lang w:eastAsia="ja-JP"/>
+              </w:rPr>
+              <w:t>ChatGpt用プロンプトコピーボタンを押して、ChatGptから得た回答を貼り付け。誤回答もあるため、内容を確認修正。</w:t>
+            </w:r>
+          </w:p>
+        </w:tc>
+      </w:tr>
+    </w:tbl>
+    <w:p>
+      <w:pPr>
+        <w:pStyle w:val="21"/>
+      </w:pPr>
+      <w:r>
+        <w:lastRenderedPageBreak/>
+        <w:t>操作</w:t>
+      </w:r>
+    </w:p>
+    <w:p>
+      <w:pPr>
+        <w:pStyle w:val="a"/>
+        <w:spacing w:after="60"/>
+        <w:rPr>
+          <w:lang w:eastAsia="ja-JP"/>
+        </w:rPr>
+      </w:pPr>
+      <w:r>
+        <w:rPr>
+          <w:rFonts w:hint="eastAsia"/>
+          <w:sz w:val="22"/>
+          <w:lang w:eastAsia="ja-JP"/>
+        </w:rPr>
+        <w:t>区分を選ぶ</w:t>
+      </w:r>
+    </w:p>
+    <w:p>
+      <w:pPr>
+        <w:pStyle w:val="a"/>
+        <w:spacing w:after="60"/>
+        <w:rPr>
+          <w:lang w:eastAsia="ja-JP"/>
+        </w:rPr>
+      </w:pPr>
+      <w:r>
+        <w:rPr>
+          <w:rFonts w:hint="eastAsia"/>
+          <w:sz w:val="22"/>
+          <w:lang w:eastAsia="ja-JP"/>
+        </w:rPr>
+        <w:t>CupIDを確認する。必要に応じて修正</w:t>
+      </w:r>
+    </w:p>
+    <w:p>
+      <w:pPr>
+        <w:pStyle w:val="a"/>
+        <w:spacing w:after="60"/>
+      </w:pPr>
+      <w:r>
+        <w:rPr>
+          <w:rFonts w:hint="eastAsia"/>
+          <w:sz w:val="22"/>
+          <w:lang w:eastAsia="ja-JP"/>
+        </w:rPr>
+        <w:t>日付を選択する</w:t>
+      </w:r>
+    </w:p>
+    <w:p>
+      <w:pPr>
+        <w:pStyle w:val="a"/>
+        <w:spacing w:after="60"/>
+        <w:rPr>
+          <w:lang w:eastAsia="ja-JP"/>
+        </w:rPr>
+      </w:pPr>
+      <w:r>
+        <w:rPr>
+          <w:rFonts w:hint="eastAsia"/>
+          <w:sz w:val="22"/>
+          <w:lang w:eastAsia="ja-JP"/>
+        </w:rPr>
+        <w:t>第1～３試合GameIDを確認する。空白なら、GameID取得ボタンを押す。必要に応じて修正</w:t>
+      </w:r>
+    </w:p>
+    <w:p>
+      <w:pPr>
+        <w:pStyle w:val="a"/>
+        <w:spacing w:after="60"/>
+        <w:rPr>
+          <w:lang w:eastAsia="ja-JP"/>
+        </w:rPr>
+      </w:pPr>
+      <w:r>
+        <w:rPr>
+          <w:rFonts w:hint="eastAsia"/>
+          <w:sz w:val="22"/>
+          <w:lang w:eastAsia="ja-JP"/>
+        </w:rPr>
+        <w:t>タイトルを確認する。必要に応じて修正</w:t>
+      </w:r>
+    </w:p>
+    <w:p>
+      <w:pPr>
+        <w:pStyle w:val="a"/>
+        <w:spacing w:after="60"/>
+        <w:rPr>
+          <w:lang w:eastAsia="ja-JP"/>
+        </w:rPr>
+      </w:pPr>
+      <w:r>
+        <w:rPr>
+          <w:rFonts w:hint="eastAsia"/>
+          <w:lang w:eastAsia="ja-JP"/>
+        </w:rPr>
+        <w:t>ChatGpt用プロンプトコピーボタンを押す</w:t>
+      </w:r>
+    </w:p>
+    <w:p>
+      <w:pPr>
+        <w:pStyle w:val="a"/>
+        <w:spacing w:after="60"/>
+        <w:rPr>
+          <w:lang w:eastAsia="ja-JP"/>
+        </w:rPr>
+      </w:pPr>
+      <w:r>
+        <w:rPr>
+          <w:rFonts w:hint="eastAsia"/>
+          <w:lang w:eastAsia="ja-JP"/>
+        </w:rPr>
+        <w:t>ChatGptを開くボタンを押す</w:t>
+      </w:r>
+    </w:p>
+    <w:p>
+      <w:pPr>
+        <w:pStyle w:val="a"/>
+        <w:spacing w:after="60"/>
+        <w:rPr>
+          <w:lang w:eastAsia="ja-JP"/>
+        </w:rPr>
+      </w:pPr>
+      <w:r>
+        <w:rPr>
+          <w:rFonts w:hint="eastAsia"/>
+          <w:lang w:eastAsia="ja-JP"/>
+        </w:rPr>
+        <w:t>ChatGptのプロンプトを貼り付け</w:t>
+      </w:r>
+    </w:p>
+    <w:p>
+      <w:pPr>
+        <w:pStyle w:val="a"/>
+        <w:spacing w:after="60"/>
+        <w:rPr>
+          <w:lang w:eastAsia="ja-JP"/>
+        </w:rPr>
+      </w:pPr>
+      <w:r>
+        <w:rPr>
+          <w:rFonts w:hint="eastAsia"/>
+          <w:lang w:eastAsia="ja-JP"/>
+        </w:rPr>
+        <w:t>ChatGptの回答をコピーし、ChatGpt回答貼付欄に貼り付け</w:t>
+      </w:r>
+    </w:p>
+    <w:p>
+      <w:pPr>
+        <w:pStyle w:val="a"/>
+        <w:spacing w:after="60"/>
+      </w:pPr>
+      <w:r>
+        <w:rPr>
+          <w:sz w:val="22"/>
+        </w:rPr>
+        <w:t>「原稿作成」を押す</w:t>
+      </w:r>
+    </w:p>
+    <w:p>
+      <w:pPr>
+        <w:pStyle w:val="a"/>
+        <w:spacing w:after="60"/>
+      </w:pPr>
+      <w:r>
+        <w:rPr>
+          <w:sz w:val="22"/>
+        </w:rPr>
+        <w:t>プレビューで確認する</w:t>
+      </w:r>
+    </w:p>
+    <w:p>
+      <w:pPr>
+        <w:pStyle w:val="a"/>
+        <w:spacing w:after="60"/>
+        <w:rPr>
+          <w:lang w:eastAsia="ja-JP"/>
+        </w:rPr>
+      </w:pPr>
+      <w:r>
+        <w:rPr>
+          <w:sz w:val="22"/>
+          <w:lang w:eastAsia="ja-JP"/>
+        </w:rPr>
+        <w:t>「WPへ自動入力」を押す</w:t>
+      </w:r>
+    </w:p>
+    <w:p>
+      <w:pPr>
+        <w:rPr>
+          <w:lang w:eastAsia="ja-JP"/>
+        </w:rPr>
+      </w:pPr>
+      <w:r>
+        <w:rPr>
+          <w:rFonts w:hint="eastAsia"/>
+          <w:sz w:val="22"/>
+          <w:lang w:eastAsia="ja-JP"/>
+        </w:rPr>
+        <w:t>寸評付き試合速報</w:t>
+      </w:r>
+      <w:r>
+        <w:rPr>
+          <w:sz w:val="22"/>
+          <w:lang w:eastAsia="ja-JP"/>
+        </w:rPr>
+        <w:t>記事は、</w:t>
+      </w:r>
+      <w:r>
+        <w:rPr>
+          <w:rFonts w:hint="eastAsia"/>
+          <w:sz w:val="22"/>
+          <w:lang w:eastAsia="ja-JP"/>
+        </w:rPr>
+        <w:t>６で作成した試合速報記事を上書き修正する</w:t>
+      </w:r>
+      <w:r>
+        <w:rPr>
+          <w:sz w:val="22"/>
+          <w:lang w:eastAsia="ja-JP"/>
+        </w:rPr>
+        <w:t>運用です。WordPress側で内容確認後、公開してください。</w:t>
       </w:r>
     </w:p>
     <w:p>
@@ -2418,6 +3186,7 @@
         <w:rPr>
           <w:sz w:val="22"/>
         </w:rPr>
+        <w:lastRenderedPageBreak/>
         <w:t>プレビューで確認する</w:t>
       </w:r>
     </w:p>
@@ -2448,7 +3217,6 @@
           <w:sz w:val="22"/>
           <w:lang w:eastAsia="ja-JP"/>
         </w:rPr>
-        <w:lastRenderedPageBreak/>
         <w:t>順位表記事は、通常「今すぐ下書き作成」寄りの運用です。WordPress側で内容確認後、手動で公開または下書き保存してください。</w:t>
       </w:r>
     </w:p>
@@ -2589,7 +3357,6 @@
           <w:p>
             <w:pPr>
               <w:rPr>
-                <w:rFonts w:hint="eastAsia"/>
                 <w:lang w:eastAsia="ja-JP"/>
               </w:rPr>
             </w:pPr>
@@ -2597,6 +3364,7 @@
               <w:rPr>
                 <w:color w:val="000000"/>
                 <w:sz w:val="19"/>
+                <w:lang w:eastAsia="ja-JP"/>
               </w:rPr>
               <w:t>1部または2部</w:t>
             </w:r>
@@ -3292,10 +4060,14 @@
       <w:pPr>
         <w:pStyle w:val="a"/>
         <w:spacing w:after="60"/>
+        <w:rPr>
+          <w:lang w:eastAsia="ja-JP"/>
+        </w:rPr>
       </w:pPr>
       <w:r>
         <w:rPr>
           <w:sz w:val="22"/>
+          <w:lang w:eastAsia="ja-JP"/>
         </w:rPr>
         <w:t>ChromeでE-Leagueに手動ログインする</w:t>
       </w:r>
@@ -3896,7 +4668,6 @@
           <w:p>
             <w:pPr>
               <w:rPr>
-                <w:rFonts w:hint="eastAsia"/>
                 <w:color w:val="000000"/>
                 <w:sz w:val="19"/>
                 <w:lang w:eastAsia="ja-JP"/>
@@ -4116,7 +4887,6 @@
         <w:pStyle w:val="a"/>
         <w:spacing w:after="60"/>
         <w:rPr>
-          <w:rFonts w:hint="eastAsia"/>
           <w:lang w:eastAsia="ja-JP"/>
         </w:rPr>
       </w:pPr>
@@ -4276,7 +5046,6 @@
     <w:p>
       <w:pPr>
         <w:rPr>
-          <w:rFonts w:hint="eastAsia"/>
           <w:lang w:eastAsia="ja-JP"/>
         </w:rPr>
       </w:pPr>
@@ -5597,7 +6366,7 @@
       <w:spacing w:after="100" w:line="288" w:lineRule="auto"/>
     </w:pPr>
     <w:rPr>
-      <w:rFonts w:ascii="游ゴシック" w:eastAsia="游ゴシック" w:hAnsi="游ゴシック"/>
+      <w:rFonts w:ascii="Yu Gothic" w:eastAsia="Yu Gothic" w:hAnsi="Yu Gothic"/>
       <w:sz w:val="21"/>
     </w:rPr>
   </w:style>

--- a/LeaguePost_Operation_Manual_v4.1.71.docx
+++ b/LeaguePost_Operation_Manual_v4.1.71.docx
@@ -137,6 +137,9 @@
       <w:pPr>
         <w:pStyle w:val="a0"/>
         <w:spacing w:after="60"/>
+        <w:rPr>
+          <w:lang w:eastAsia="ja-JP"/>
+        </w:rPr>
       </w:pPr>
       <w:r>
         <w:rPr>
@@ -752,6 +755,9 @@
         </w:tc>
       </w:tr>
       <w:tr>
+        <w:trPr>
+          <w:trHeight w:hRule="exact" w:val="454"/>
+        </w:trPr>
         <w:tc>
           <w:tcPr>
             <w:tcW w:w="2520" w:type="dxa"/>
@@ -802,6 +808,9 @@
         </w:tc>
       </w:tr>
       <w:tr>
+        <w:trPr>
+          <w:trHeight w:hRule="exact" w:val="454"/>
+        </w:trPr>
         <w:tc>
           <w:tcPr>
             <w:tcW w:w="2520" w:type="dxa"/>
@@ -847,6 +856,148 @@
                 <w:lang w:eastAsia="ja-JP"/>
               </w:rPr>
               <w:t>画面の文字サイズ。保存後、次回起動時に反映</w:t>
+            </w:r>
+          </w:p>
+        </w:tc>
+      </w:tr>
+      <w:tr>
+        <w:trPr>
+          <w:trHeight w:hRule="exact" w:val="454"/>
+        </w:trPr>
+        <w:tc>
+          <w:tcPr>
+            <w:tcW w:w="2520" w:type="dxa"/>
+            <w:tcMar>
+              <w:top w:w="80" w:type="dxa"/>
+              <w:left w:w="120" w:type="dxa"/>
+              <w:bottom w:w="80" w:type="dxa"/>
+              <w:right w:w="120" w:type="dxa"/>
+            </w:tcMar>
+            <w:vAlign w:val="center"/>
+          </w:tcPr>
+          <w:p>
+            <w:pPr>
+              <w:rPr>
+                <w:rFonts w:hint="eastAsia"/>
+                <w:color w:val="000000"/>
+                <w:sz w:val="19"/>
+                <w:lang w:eastAsia="ja-JP"/>
+              </w:rPr>
+            </w:pPr>
+            <w:r>
+              <w:rPr>
+                <w:rFonts w:hint="eastAsia"/>
+                <w:color w:val="000000"/>
+                <w:sz w:val="19"/>
+                <w:lang w:eastAsia="ja-JP"/>
+              </w:rPr>
+              <w:t>Dify API URL</w:t>
+            </w:r>
+          </w:p>
+        </w:tc>
+        <w:tc>
+          <w:tcPr>
+            <w:tcW w:w="6840" w:type="dxa"/>
+            <w:tcMar>
+              <w:top w:w="80" w:type="dxa"/>
+              <w:left w:w="120" w:type="dxa"/>
+              <w:bottom w:w="80" w:type="dxa"/>
+              <w:right w:w="120" w:type="dxa"/>
+            </w:tcMar>
+            <w:vAlign w:val="center"/>
+          </w:tcPr>
+          <w:p>
+            <w:pPr>
+              <w:rPr>
+                <w:color w:val="000000"/>
+                <w:sz w:val="19"/>
+                <w:lang w:eastAsia="ja-JP"/>
+              </w:rPr>
+            </w:pPr>
+            <w:hyperlink r:id="rId8" w:history="1">
+              <w:r>
+                <w:rPr>
+                  <w:rStyle w:val="aff"/>
+                  <w:sz w:val="19"/>
+                  <w:lang w:eastAsia="ja-JP"/>
+                </w:rPr>
+                <w:t>https://api.dify.ai/v1</w:t>
+              </w:r>
+            </w:hyperlink>
+            <w:r>
+              <w:rPr>
+                <w:rFonts w:hint="eastAsia"/>
+                <w:color w:val="000000"/>
+                <w:sz w:val="19"/>
+                <w:lang w:eastAsia="ja-JP"/>
+              </w:rPr>
+              <w:t xml:space="preserve">　変更不可</w:t>
+            </w:r>
+          </w:p>
+        </w:tc>
+      </w:tr>
+      <w:tr>
+        <w:trPr>
+          <w:trHeight w:hRule="exact" w:val="454"/>
+        </w:trPr>
+        <w:tc>
+          <w:tcPr>
+            <w:tcW w:w="2520" w:type="dxa"/>
+            <w:tcMar>
+              <w:top w:w="80" w:type="dxa"/>
+              <w:left w:w="120" w:type="dxa"/>
+              <w:bottom w:w="80" w:type="dxa"/>
+              <w:right w:w="120" w:type="dxa"/>
+            </w:tcMar>
+            <w:vAlign w:val="center"/>
+          </w:tcPr>
+          <w:p>
+            <w:pPr>
+              <w:rPr>
+                <w:rFonts w:hint="eastAsia"/>
+                <w:color w:val="000000"/>
+                <w:sz w:val="19"/>
+                <w:lang w:eastAsia="ja-JP"/>
+              </w:rPr>
+            </w:pPr>
+            <w:r>
+              <w:rPr>
+                <w:rFonts w:hint="eastAsia"/>
+                <w:color w:val="000000"/>
+                <w:sz w:val="19"/>
+                <w:lang w:eastAsia="ja-JP"/>
+              </w:rPr>
+              <w:t>Dify API Key</w:t>
+            </w:r>
+          </w:p>
+        </w:tc>
+        <w:tc>
+          <w:tcPr>
+            <w:tcW w:w="6840" w:type="dxa"/>
+            <w:tcMar>
+              <w:top w:w="80" w:type="dxa"/>
+              <w:left w:w="120" w:type="dxa"/>
+              <w:bottom w:w="80" w:type="dxa"/>
+              <w:right w:w="120" w:type="dxa"/>
+            </w:tcMar>
+            <w:vAlign w:val="center"/>
+          </w:tcPr>
+          <w:p>
+            <w:pPr>
+              <w:rPr>
+                <w:color w:val="000000"/>
+                <w:sz w:val="19"/>
+                <w:lang w:eastAsia="ja-JP"/>
+              </w:rPr>
+            </w:pPr>
+            <w:r>
+              <w:rPr>
+                <w:rFonts w:hint="eastAsia"/>
+                <w:color w:val="000000"/>
+                <w:sz w:val="19"/>
+                <w:lang w:eastAsia="ja-JP"/>
+              </w:rPr>
+              <w:t>伏字、変更不可</w:t>
             </w:r>
           </w:p>
         </w:tc>
@@ -2314,7 +2465,6 @@
           <w:p>
             <w:pPr>
               <w:rPr>
-                <w:rFonts w:hint="eastAsia"/>
                 <w:lang w:eastAsia="ja-JP"/>
               </w:rPr>
             </w:pPr>
@@ -2403,7 +2553,6 @@
           <w:p>
             <w:pPr>
               <w:rPr>
-                <w:rFonts w:hint="eastAsia"/>
                 <w:color w:val="000000"/>
                 <w:sz w:val="19"/>
                 <w:lang w:eastAsia="ja-JP"/>
@@ -2714,6 +2863,26 @@
           <w:lang w:eastAsia="ja-JP"/>
         </w:rPr>
         <w:t>タイトルを確認する。必要に応じて修正</w:t>
+      </w:r>
+    </w:p>
+    <w:p>
+      <w:pPr>
+        <w:pStyle w:val="a"/>
+        <w:spacing w:after="60"/>
+      </w:pPr>
+      <w:r>
+        <w:rPr>
+          <w:sz w:val="22"/>
+        </w:rPr>
+        <w:t>「原稿作成」を押す</w:t>
+      </w:r>
+      <w:r>
+        <w:rPr>
+          <w:rFonts w:hint="eastAsia"/>
+          <w:sz w:val="22"/>
+          <w:lang w:eastAsia="ja-JP"/>
+        </w:rPr>
+        <w:t>。寸評が作成された場合は31へ、作成エラーは26へ</w:t>
       </w:r>
     </w:p>
     <w:p>
@@ -3174,6 +3343,7 @@
         <w:rPr>
           <w:sz w:val="22"/>
         </w:rPr>
+        <w:lastRenderedPageBreak/>
         <w:t>「原稿作成」を押す</w:t>
       </w:r>
     </w:p>
@@ -3186,7 +3356,6 @@
         <w:rPr>
           <w:sz w:val="22"/>
         </w:rPr>
-        <w:lastRenderedPageBreak/>
         <w:t>プレビューで確認する</w:t>
       </w:r>
     </w:p>
@@ -5691,7 +5860,7 @@
       </w:r>
     </w:p>
     <w:sectPr>
-      <w:footerReference w:type="default" r:id="rId8"/>
+      <w:footerReference w:type="default" r:id="rId9"/>
       <w:pgSz w:w="12240" w:h="15840"/>
       <w:pgMar w:top="1152" w:right="1152" w:bottom="1152" w:left="1152" w:header="648" w:footer="648" w:gutter="0"/>
       <w:cols w:space="720"/>
@@ -17360,6 +17529,29 @@
       </w:tcPr>
     </w:tblStylePr>
   </w:style>
+  <w:style w:type="character" w:styleId="aff">
+    <w:name w:val="Hyperlink"/>
+    <w:basedOn w:val="a2"/>
+    <w:uiPriority w:val="99"/>
+    <w:unhideWhenUsed/>
+    <w:rsid w:val="00B93C6A"/>
+    <w:rPr>
+      <w:color w:val="0000FF" w:themeColor="hyperlink"/>
+      <w:u w:val="single"/>
+    </w:rPr>
+  </w:style>
+  <w:style w:type="character" w:styleId="aff0">
+    <w:name w:val="Unresolved Mention"/>
+    <w:basedOn w:val="a2"/>
+    <w:uiPriority w:val="99"/>
+    <w:semiHidden/>
+    <w:unhideWhenUsed/>
+    <w:rsid w:val="00B93C6A"/>
+    <w:rPr>
+      <w:color w:val="605E5C"/>
+      <w:shd w:val="clear" w:color="auto" w:fill="E1DFDD"/>
+    </w:rPr>
+  </w:style>
 </w:styles>
 </file>
 

--- a/LeaguePost_Operation_Manual_v4.1.71.docx
+++ b/LeaguePost_Operation_Manual_v4.1.71.docx
@@ -878,7 +878,6 @@
           <w:p>
             <w:pPr>
               <w:rPr>
-                <w:rFonts w:hint="eastAsia"/>
                 <w:color w:val="000000"/>
                 <w:sz w:val="19"/>
                 <w:lang w:eastAsia="ja-JP"/>
@@ -954,7 +953,6 @@
           <w:p>
             <w:pPr>
               <w:rPr>
-                <w:rFonts w:hint="eastAsia"/>
                 <w:color w:val="000000"/>
                 <w:sz w:val="19"/>
                 <w:lang w:eastAsia="ja-JP"/>
@@ -2869,10 +2867,14 @@
       <w:pPr>
         <w:pStyle w:val="a"/>
         <w:spacing w:after="60"/>
+        <w:rPr>
+          <w:lang w:eastAsia="ja-JP"/>
+        </w:rPr>
       </w:pPr>
       <w:r>
         <w:rPr>
           <w:sz w:val="22"/>
+          <w:lang w:eastAsia="ja-JP"/>
         </w:rPr>
         <w:t>「原稿作成」を押す</w:t>
       </w:r>
@@ -4586,7 +4588,68 @@
                 <w:sz w:val="19"/>
                 <w:lang w:eastAsia="ja-JP"/>
               </w:rPr>
-              <w:t>対戦カード日程・球場登録、球場別入力者設定を補助</w:t>
+              <w:t>対戦カード日程・球場登録を補助</w:t>
+            </w:r>
+          </w:p>
+        </w:tc>
+      </w:tr>
+      <w:tr>
+        <w:tc>
+          <w:tcPr>
+            <w:tcW w:w="2520" w:type="dxa"/>
+            <w:tcMar>
+              <w:top w:w="80" w:type="dxa"/>
+              <w:left w:w="120" w:type="dxa"/>
+              <w:bottom w:w="80" w:type="dxa"/>
+              <w:right w:w="120" w:type="dxa"/>
+            </w:tcMar>
+            <w:vAlign w:val="center"/>
+          </w:tcPr>
+          <w:p>
+            <w:pPr>
+              <w:rPr>
+                <w:color w:val="000000"/>
+                <w:sz w:val="19"/>
+              </w:rPr>
+            </w:pPr>
+            <w:r>
+              <w:rPr>
+                <w:rFonts w:hint="eastAsia"/>
+                <w:color w:val="000000"/>
+                <w:sz w:val="19"/>
+                <w:lang w:eastAsia="ja-JP"/>
+              </w:rPr>
+              <w:t>記録員設定</w:t>
+            </w:r>
+          </w:p>
+        </w:tc>
+        <w:tc>
+          <w:tcPr>
+            <w:tcW w:w="6840" w:type="dxa"/>
+            <w:tcMar>
+              <w:top w:w="80" w:type="dxa"/>
+              <w:left w:w="120" w:type="dxa"/>
+              <w:bottom w:w="80" w:type="dxa"/>
+              <w:right w:w="120" w:type="dxa"/>
+            </w:tcMar>
+            <w:vAlign w:val="center"/>
+          </w:tcPr>
+          <w:p>
+            <w:pPr>
+              <w:rPr>
+                <w:color w:val="000000"/>
+                <w:sz w:val="19"/>
+                <w:lang w:eastAsia="ja-JP"/>
+              </w:rPr>
+            </w:pPr>
+            <w:r>
+              <w:rPr>
+                <w:rFonts w:hint="eastAsia"/>
+                <w:color w:val="000000"/>
+                <w:sz w:val="19"/>
+                <w:lang w:eastAsia="ja-JP"/>
+              </w:rPr>
+              <w:t>球場別入力者設定を補助</w:t>
             </w:r>
           </w:p>
         </w:tc>
@@ -5064,6 +5127,7 @@
           <w:sz w:val="22"/>
           <w:lang w:eastAsia="ja-JP"/>
         </w:rPr>
+        <w:lastRenderedPageBreak/>
         <w:t>必要に応じて「E-leagueへ登録（1部・2部）」を押す</w:t>
       </w:r>
       <w:r>
@@ -5129,7 +5193,6 @@
         <w:rPr>
           <w:lang w:eastAsia="ja-JP"/>
         </w:rPr>
-        <w:lastRenderedPageBreak/>
         <w:t xml:space="preserve">13. </w:t>
       </w:r>
       <w:r>
@@ -5480,6 +5543,7 @@
         <w:rPr>
           <w:lang w:eastAsia="ja-JP"/>
         </w:rPr>
+        <w:lastRenderedPageBreak/>
         <w:t>日程が試合速報に反映されない</w:t>
       </w:r>
     </w:p>
@@ -5508,7 +5572,6 @@
         <w:rPr>
           <w:lang w:eastAsia="ja-JP"/>
         </w:rPr>
-        <w:lastRenderedPageBreak/>
         <w:t>文字が小さい</w:t>
       </w:r>
     </w:p>
@@ -5775,6 +5838,7 @@
         <w:pStyle w:val="21"/>
       </w:pPr>
       <w:r>
+        <w:lastRenderedPageBreak/>
         <w:t>順位表・個人賞を作る</w:t>
       </w:r>
     </w:p>
@@ -5831,7 +5895,6 @@
         <w:rPr>
           <w:sz w:val="22"/>
         </w:rPr>
-        <w:lastRenderedPageBreak/>
         <w:t>原稿作成</w:t>
       </w:r>
     </w:p>
